--- a/brand/spark-talent-rate-sheet.docx
+++ b/brand/spark-talent-rate-sheet.docx
@@ -28,7 +28,7 @@
     </w:p>
     <w:tbl>
       <w:tblPr>
-        <w:tblW w:type="dxa" w:w="10360"/>
+        <w:tblW w:type="dxa" w:w="10080"/>
         <w:tblBorders>
           <w:top w:val="single" w:color="auto" w:sz="4"/>
           <w:left w:val="single" w:color="auto" w:sz="4"/>
@@ -39,11 +39,11 @@
         </w:tblBorders>
       </w:tblPr>
       <w:tblGrid>
-        <w:gridCol w:w="3760"/>
-        <w:gridCol w:w="1650"/>
-        <w:gridCol w:w="1650"/>
-        <w:gridCol w:w="1650"/>
-        <w:gridCol w:w="1650"/>
+        <w:gridCol w:w="3660"/>
+        <w:gridCol w:w="1605"/>
+        <w:gridCol w:w="1605"/>
+        <w:gridCol w:w="1605"/>
+        <w:gridCol w:w="1605"/>
       </w:tblGrid>
       <w:tr>
         <w:trPr>
@@ -51,7 +51,7 @@
         </w:trPr>
         <w:tc>
           <w:tcPr>
-            <w:tcW w:type="dxa" w:w="3760"/>
+            <w:tcW w:type="dxa" w:w="3660"/>
             <w:tcBorders>
               <w:top w:val="none" w:color="FFFFFF" w:sz="0"/>
               <w:left w:val="none" w:color="FFFFFF" w:sz="0"/>
@@ -86,7 +86,7 @@
         </w:tc>
         <w:tc>
           <w:tcPr>
-            <w:tcW w:type="dxa" w:w="1650"/>
+            <w:tcW w:type="dxa" w:w="1605"/>
             <w:tcBorders>
               <w:top w:val="none" w:color="FFFFFF" w:sz="0"/>
               <w:left w:val="none" w:color="FFFFFF" w:sz="0"/>
@@ -121,7 +121,7 @@
         </w:tc>
         <w:tc>
           <w:tcPr>
-            <w:tcW w:type="dxa" w:w="1650"/>
+            <w:tcW w:type="dxa" w:w="1605"/>
             <w:tcBorders>
               <w:top w:val="none" w:color="FFFFFF" w:sz="0"/>
               <w:left w:val="none" w:color="FFFFFF" w:sz="0"/>
@@ -156,7 +156,7 @@
         </w:tc>
         <w:tc>
           <w:tcPr>
-            <w:tcW w:type="dxa" w:w="1650"/>
+            <w:tcW w:type="dxa" w:w="1605"/>
             <w:tcBorders>
               <w:top w:val="none" w:color="FFFFFF" w:sz="0"/>
               <w:left w:val="none" w:color="FFFFFF" w:sz="0"/>
@@ -191,7 +191,7 @@
         </w:tc>
         <w:tc>
           <w:tcPr>
-            <w:tcW w:type="dxa" w:w="1650"/>
+            <w:tcW w:type="dxa" w:w="1605"/>
             <w:tcBorders>
               <w:top w:val="none" w:color="FFFFFF" w:sz="0"/>
               <w:left w:val="none" w:color="FFFFFF" w:sz="0"/>
@@ -228,7 +228,7 @@
       <w:tr>
         <w:tc>
           <w:tcPr>
-            <w:tcW w:type="dxa" w:w="3760"/>
+            <w:tcW w:type="dxa" w:w="3660"/>
             <w:tcBorders>
               <w:top w:val="none" w:color="FFFFFF" w:sz="0"/>
               <w:left w:val="none" w:color="FFFFFF" w:sz="0"/>
@@ -261,7 +261,7 @@
         </w:tc>
         <w:tc>
           <w:tcPr>
-            <w:tcW w:type="dxa" w:w="1650"/>
+            <w:tcW w:type="dxa" w:w="1605"/>
             <w:tcBorders>
               <w:top w:val="none" w:color="FFFFFF" w:sz="0"/>
               <w:left w:val="none" w:color="FFFFFF" w:sz="0"/>
@@ -294,7 +294,7 @@
         </w:tc>
         <w:tc>
           <w:tcPr>
-            <w:tcW w:type="dxa" w:w="1650"/>
+            <w:tcW w:type="dxa" w:w="1605"/>
             <w:tcBorders>
               <w:top w:val="none" w:color="FFFFFF" w:sz="0"/>
               <w:left w:val="none" w:color="FFFFFF" w:sz="0"/>
@@ -327,7 +327,7 @@
         </w:tc>
         <w:tc>
           <w:tcPr>
-            <w:tcW w:type="dxa" w:w="1650"/>
+            <w:tcW w:type="dxa" w:w="1605"/>
             <w:tcBorders>
               <w:top w:val="none" w:color="FFFFFF" w:sz="0"/>
               <w:left w:val="none" w:color="FFFFFF" w:sz="0"/>
@@ -360,7 +360,7 @@
         </w:tc>
         <w:tc>
           <w:tcPr>
-            <w:tcW w:type="dxa" w:w="1650"/>
+            <w:tcW w:type="dxa" w:w="1605"/>
             <w:tcBorders>
               <w:top w:val="none" w:color="FFFFFF" w:sz="0"/>
               <w:left w:val="none" w:color="FFFFFF" w:sz="0"/>
@@ -395,7 +395,7 @@
       <w:tr>
         <w:tc>
           <w:tcPr>
-            <w:tcW w:type="dxa" w:w="3760"/>
+            <w:tcW w:type="dxa" w:w="3660"/>
             <w:tcBorders>
               <w:top w:val="none" w:color="FFFFFF" w:sz="0"/>
               <w:left w:val="none" w:color="FFFFFF" w:sz="0"/>
@@ -428,7 +428,7 @@
         </w:tc>
         <w:tc>
           <w:tcPr>
-            <w:tcW w:type="dxa" w:w="1650"/>
+            <w:tcW w:type="dxa" w:w="1605"/>
             <w:tcBorders>
               <w:top w:val="none" w:color="FFFFFF" w:sz="0"/>
               <w:left w:val="none" w:color="FFFFFF" w:sz="0"/>
@@ -461,7 +461,7 @@
         </w:tc>
         <w:tc>
           <w:tcPr>
-            <w:tcW w:type="dxa" w:w="1650"/>
+            <w:tcW w:type="dxa" w:w="1605"/>
             <w:tcBorders>
               <w:top w:val="none" w:color="FFFFFF" w:sz="0"/>
               <w:left w:val="none" w:color="FFFFFF" w:sz="0"/>
@@ -494,7 +494,7 @@
         </w:tc>
         <w:tc>
           <w:tcPr>
-            <w:tcW w:type="dxa" w:w="1650"/>
+            <w:tcW w:type="dxa" w:w="1605"/>
             <w:tcBorders>
               <w:top w:val="none" w:color="FFFFFF" w:sz="0"/>
               <w:left w:val="none" w:color="FFFFFF" w:sz="0"/>
@@ -527,7 +527,7 @@
         </w:tc>
         <w:tc>
           <w:tcPr>
-            <w:tcW w:type="dxa" w:w="1650"/>
+            <w:tcW w:type="dxa" w:w="1605"/>
             <w:tcBorders>
               <w:top w:val="none" w:color="FFFFFF" w:sz="0"/>
               <w:left w:val="none" w:color="FFFFFF" w:sz="0"/>
@@ -562,7 +562,7 @@
       <w:tr>
         <w:tc>
           <w:tcPr>
-            <w:tcW w:type="dxa" w:w="3760"/>
+            <w:tcW w:type="dxa" w:w="3660"/>
             <w:tcBorders>
               <w:top w:val="none" w:color="FFFFFF" w:sz="0"/>
               <w:left w:val="none" w:color="FFFFFF" w:sz="0"/>
@@ -595,7 +595,7 @@
         </w:tc>
         <w:tc>
           <w:tcPr>
-            <w:tcW w:type="dxa" w:w="1650"/>
+            <w:tcW w:type="dxa" w:w="1605"/>
             <w:tcBorders>
               <w:top w:val="none" w:color="FFFFFF" w:sz="0"/>
               <w:left w:val="none" w:color="FFFFFF" w:sz="0"/>
@@ -628,7 +628,7 @@
         </w:tc>
         <w:tc>
           <w:tcPr>
-            <w:tcW w:type="dxa" w:w="1650"/>
+            <w:tcW w:type="dxa" w:w="1605"/>
             <w:tcBorders>
               <w:top w:val="none" w:color="FFFFFF" w:sz="0"/>
               <w:left w:val="none" w:color="FFFFFF" w:sz="0"/>
@@ -661,7 +661,7 @@
         </w:tc>
         <w:tc>
           <w:tcPr>
-            <w:tcW w:type="dxa" w:w="1650"/>
+            <w:tcW w:type="dxa" w:w="1605"/>
             <w:tcBorders>
               <w:top w:val="none" w:color="FFFFFF" w:sz="0"/>
               <w:left w:val="none" w:color="FFFFFF" w:sz="0"/>
@@ -694,7 +694,7 @@
         </w:tc>
         <w:tc>
           <w:tcPr>
-            <w:tcW w:type="dxa" w:w="1650"/>
+            <w:tcW w:type="dxa" w:w="1605"/>
             <w:tcBorders>
               <w:top w:val="none" w:color="FFFFFF" w:sz="0"/>
               <w:left w:val="none" w:color="FFFFFF" w:sz="0"/>
@@ -729,7 +729,7 @@
       <w:tr>
         <w:tc>
           <w:tcPr>
-            <w:tcW w:type="dxa" w:w="3760"/>
+            <w:tcW w:type="dxa" w:w="3660"/>
             <w:tcBorders>
               <w:top w:val="none" w:color="FFFFFF" w:sz="0"/>
               <w:left w:val="none" w:color="FFFFFF" w:sz="0"/>
@@ -762,7 +762,7 @@
         </w:tc>
         <w:tc>
           <w:tcPr>
-            <w:tcW w:type="dxa" w:w="1650"/>
+            <w:tcW w:type="dxa" w:w="1605"/>
             <w:tcBorders>
               <w:top w:val="none" w:color="FFFFFF" w:sz="0"/>
               <w:left w:val="none" w:color="FFFFFF" w:sz="0"/>
@@ -795,7 +795,7 @@
         </w:tc>
         <w:tc>
           <w:tcPr>
-            <w:tcW w:type="dxa" w:w="1650"/>
+            <w:tcW w:type="dxa" w:w="1605"/>
             <w:tcBorders>
               <w:top w:val="none" w:color="FFFFFF" w:sz="0"/>
               <w:left w:val="none" w:color="FFFFFF" w:sz="0"/>
@@ -828,7 +828,7 @@
         </w:tc>
         <w:tc>
           <w:tcPr>
-            <w:tcW w:type="dxa" w:w="1650"/>
+            <w:tcW w:type="dxa" w:w="1605"/>
             <w:tcBorders>
               <w:top w:val="none" w:color="FFFFFF" w:sz="0"/>
               <w:left w:val="none" w:color="FFFFFF" w:sz="0"/>
@@ -861,7 +861,7 @@
         </w:tc>
         <w:tc>
           <w:tcPr>
-            <w:tcW w:type="dxa" w:w="1650"/>
+            <w:tcW w:type="dxa" w:w="1605"/>
             <w:tcBorders>
               <w:top w:val="none" w:color="FFFFFF" w:sz="0"/>
               <w:left w:val="none" w:color="FFFFFF" w:sz="0"/>
@@ -928,7 +928,7 @@
     </w:p>
     <w:tbl>
       <w:tblPr>
-        <w:tblW w:type="dxa" w:w="10360"/>
+        <w:tblW w:type="dxa" w:w="10080"/>
         <w:tblBorders>
           <w:top w:val="single" w:color="auto" w:sz="4"/>
           <w:left w:val="single" w:color="auto" w:sz="4"/>
@@ -939,8 +939,8 @@
         </w:tblBorders>
       </w:tblPr>
       <w:tblGrid>
-        <w:gridCol w:w="6360"/>
-        <w:gridCol w:w="4000"/>
+        <w:gridCol w:w="6180"/>
+        <w:gridCol w:w="3900"/>
       </w:tblGrid>
       <w:tr>
         <w:trPr>
@@ -948,7 +948,7 @@
         </w:trPr>
         <w:tc>
           <w:tcPr>
-            <w:tcW w:type="dxa" w:w="6360"/>
+            <w:tcW w:type="dxa" w:w="6180"/>
             <w:tcBorders>
               <w:top w:val="none" w:color="FFFFFF" w:sz="0"/>
               <w:left w:val="none" w:color="FFFFFF" w:sz="0"/>
@@ -983,7 +983,7 @@
         </w:tc>
         <w:tc>
           <w:tcPr>
-            <w:tcW w:type="dxa" w:w="4000"/>
+            <w:tcW w:type="dxa" w:w="3900"/>
             <w:tcBorders>
               <w:top w:val="none" w:color="FFFFFF" w:sz="0"/>
               <w:left w:val="none" w:color="FFFFFF" w:sz="0"/>
@@ -1020,7 +1020,7 @@
       <w:tr>
         <w:tc>
           <w:tcPr>
-            <w:tcW w:type="dxa" w:w="6360"/>
+            <w:tcW w:type="dxa" w:w="6180"/>
             <w:tcBorders>
               <w:top w:val="none" w:color="FFFFFF" w:sz="0"/>
               <w:left w:val="none" w:color="FFFFFF" w:sz="0"/>
@@ -1053,7 +1053,7 @@
         </w:tc>
         <w:tc>
           <w:tcPr>
-            <w:tcW w:type="dxa" w:w="4000"/>
+            <w:tcW w:type="dxa" w:w="3900"/>
             <w:tcBorders>
               <w:top w:val="none" w:color="FFFFFF" w:sz="0"/>
               <w:left w:val="none" w:color="FFFFFF" w:sz="0"/>
@@ -1088,7 +1088,7 @@
       <w:tr>
         <w:tc>
           <w:tcPr>
-            <w:tcW w:type="dxa" w:w="6360"/>
+            <w:tcW w:type="dxa" w:w="6180"/>
             <w:tcBorders>
               <w:top w:val="none" w:color="FFFFFF" w:sz="0"/>
               <w:left w:val="none" w:color="FFFFFF" w:sz="0"/>
@@ -1121,7 +1121,7 @@
         </w:tc>
         <w:tc>
           <w:tcPr>
-            <w:tcW w:type="dxa" w:w="4000"/>
+            <w:tcW w:type="dxa" w:w="3900"/>
             <w:tcBorders>
               <w:top w:val="none" w:color="FFFFFF" w:sz="0"/>
               <w:left w:val="none" w:color="FFFFFF" w:sz="0"/>
@@ -1156,7 +1156,7 @@
       <w:tr>
         <w:tc>
           <w:tcPr>
-            <w:tcW w:type="dxa" w:w="6360"/>
+            <w:tcW w:type="dxa" w:w="6180"/>
             <w:tcBorders>
               <w:top w:val="none" w:color="FFFFFF" w:sz="0"/>
               <w:left w:val="none" w:color="FFFFFF" w:sz="0"/>
@@ -1189,7 +1189,7 @@
         </w:tc>
         <w:tc>
           <w:tcPr>
-            <w:tcW w:type="dxa" w:w="4000"/>
+            <w:tcW w:type="dxa" w:w="3900"/>
             <w:tcBorders>
               <w:top w:val="none" w:color="FFFFFF" w:sz="0"/>
               <w:left w:val="none" w:color="FFFFFF" w:sz="0"/>
@@ -1274,7 +1274,7 @@
       <w:headerReference w:type="default" r:id="rId7"/>
       <w:footerReference w:type="default" r:id="rId8"/>
       <w:pgSz w:w="12240" w:h="15840" w:orient="portrait"/>
-      <w:pgMar w:top="2200" w:right="1080" w:bottom="1500" w:left="1080" w:header="700" w:footer="440" w:gutter="0"/>
+      <w:pgMar w:top="2050" w:right="1080" w:bottom="1440" w:left="1080" w:header="680" w:footer="420" w:gutter="0"/>
       <w:pgNumType/>
       <w:docGrid w:linePitch="360"/>
     </w:sectPr>
@@ -1415,118 +1415,75 @@
 
 <file path=word/header1.xml><?xml version="1.0" encoding="utf-8"?>
 <w:hdr xmlns:wpc="http://schemas.microsoft.com/office/word/2010/wordprocessingCanvas" xmlns:mc="http://schemas.openxmlformats.org/markup-compatibility/2006" xmlns:o="urn:schemas-microsoft-com:office:office" xmlns:r="http://schemas.openxmlformats.org/officeDocument/2006/relationships" xmlns:m="http://schemas.openxmlformats.org/officeDocument/2006/math" xmlns:v="urn:schemas-microsoft-com:vml" xmlns:wp14="http://schemas.microsoft.com/office/word/2010/wordprocessingDrawing" xmlns:wp="http://schemas.openxmlformats.org/drawingml/2006/wordprocessingDrawing" xmlns:w10="urn:schemas-microsoft-com:office:word" xmlns:w="http://schemas.openxmlformats.org/wordprocessingml/2006/main" xmlns:w14="http://schemas.microsoft.com/office/word/2010/wordml" xmlns:w15="http://schemas.microsoft.com/office/word/2012/wordml" xmlns:wpg="http://schemas.microsoft.com/office/word/2010/wordprocessingGroup" xmlns:wpi="http://schemas.microsoft.com/office/word/2010/wordprocessingInk" xmlns:wne="http://schemas.microsoft.com/office/word/2006/wordml" xmlns:wps="http://schemas.microsoft.com/office/word/2010/wordprocessingShape" xmlns:cx="http://schemas.microsoft.com/office/drawing/2014/chartex" xmlns:cx1="http://schemas.microsoft.com/office/drawing/2015/9/8/chartex" xmlns:cx2="http://schemas.microsoft.com/office/drawing/2015/10/21/chartex" xmlns:cx3="http://schemas.microsoft.com/office/drawing/2016/5/9/chartex" xmlns:cx4="http://schemas.microsoft.com/office/drawing/2016/5/10/chartex" xmlns:cx5="http://schemas.microsoft.com/office/drawing/2016/5/11/chartex" xmlns:cx6="http://schemas.microsoft.com/office/drawing/2016/5/12/chartex" xmlns:cx7="http://schemas.microsoft.com/office/drawing/2016/5/13/chartex" xmlns:cx8="http://schemas.microsoft.com/office/drawing/2016/5/14/chartex" xmlns:w16cid="http://schemas.microsoft.com/office/word/2016/wordml/cid" xmlns:w16se="http://schemas.microsoft.com/office/word/2015/wordml/symex">
-  <w:tbl>
-    <w:tblPr>
-      <w:tblW w:type="dxa" w:w="10360"/>
-      <w:tblBorders>
-        <w:top w:val="none" w:color="FFFFFF" w:sz="0"/>
-        <w:left w:val="none" w:color="FFFFFF" w:sz="0"/>
-        <w:bottom w:val="none" w:color="FFFFFF" w:sz="0"/>
-        <w:right w:val="none" w:color="FFFFFF" w:sz="0"/>
-        <w:insideH w:val="none" w:color="FFFFFF" w:sz="0"/>
-        <w:insideV w:val="none" w:color="FFFFFF" w:sz="0"/>
-      </w:tblBorders>
-    </w:tblPr>
-    <w:tblGrid>
-      <w:gridCol w:w="5200"/>
-      <w:gridCol w:w="5160"/>
-    </w:tblGrid>
-    <w:tr>
-      <w:tc>
-        <w:tcPr>
-          <w:tcW w:type="dxa" w:w="5200"/>
-          <w:tcBorders>
-            <w:top w:val="none" w:color="FFFFFF" w:sz="0"/>
-            <w:left w:val="none" w:color="FFFFFF" w:sz="0"/>
-            <w:bottom w:val="none" w:color="FFFFFF" w:sz="0"/>
-            <w:right w:val="none" w:color="FFFFFF" w:sz="0"/>
-          </w:tcBorders>
-          <w:tcMar>
-            <w:top w:type="dxa" w:w="0"/>
-            <w:left w:type="dxa" w:w="0"/>
-            <w:bottom w:type="dxa" w:w="0"/>
-            <w:right w:type="dxa" w:w="0"/>
-          </w:tcMar>
-          <w:vAlign w:val="center"/>
-        </w:tcPr>
-        <w:p>
-          <w:r>
-            <w:drawing>
-              <wp:inline distT="0" distB="0" distL="0" distR="0">
-                <wp:extent cx="1333500" cy="438150"/>
-                <wp:effectExtent t="0" r="0" b="0" l="0"/>
-                <wp:docPr id="1" name="" descr="" title=""/>
-                <wp:cNvGraphicFramePr>
-                  <a:graphicFrameLocks xmlns:a="http://schemas.openxmlformats.org/drawingml/2006/main" noChangeAspect="1"/>
-                </wp:cNvGraphicFramePr>
-                <a:graphic xmlns:a="http://schemas.openxmlformats.org/drawingml/2006/main">
-                  <a:graphicData uri="http://schemas.openxmlformats.org/drawingml/2006/picture">
-                    <pic:pic xmlns:pic="http://schemas.openxmlformats.org/drawingml/2006/picture">
-                      <pic:nvPicPr>
-                        <pic:cNvPr id="0" name="" descr=""/>
-                        <pic:cNvPicPr>
-                          <a:picLocks noChangeAspect="1" noChangeArrowheads="1"/>
-                        </pic:cNvPicPr>
-                      </pic:nvPicPr>
-                      <pic:blipFill>
-                        <a:blip r:embed="rId0" cstate="none"/>
-                        <a:srcRect/>
-                        <a:stretch>
-                          <a:fillRect/>
-                        </a:stretch>
-                      </pic:blipFill>
-                      <pic:spPr bwMode="auto">
-                        <a:xfrm>
-                          <a:off x="0" y="0"/>
-                          <a:ext cx="1333500" cy="438150"/>
-                        </a:xfrm>
-                        <a:prstGeom prst="rect">
-                          <a:avLst/>
-                        </a:prstGeom>
-                      </pic:spPr>
-                    </pic:pic>
-                  </a:graphicData>
-                </a:graphic>
-              </wp:inline>
-            </w:drawing>
-          </w:r>
-        </w:p>
-      </w:tc>
-      <w:tc>
-        <w:tcPr>
-          <w:tcW w:type="dxa" w:w="5160"/>
-          <w:tcBorders>
-            <w:top w:val="none" w:color="FFFFFF" w:sz="0"/>
-            <w:left w:val="none" w:color="FFFFFF" w:sz="0"/>
-            <w:bottom w:val="none" w:color="FFFFFF" w:sz="0"/>
-            <w:right w:val="none" w:color="FFFFFF" w:sz="0"/>
-          </w:tcBorders>
-          <w:vAlign w:val="center"/>
-        </w:tcPr>
-        <w:p>
-          <w:pPr>
-            <w:jc w:val="right"/>
-          </w:pPr>
-          <w:r>
-            <w:rPr>
-              <w:rFonts w:ascii="Bebas Neue" w:cs="Bebas Neue" w:eastAsia="Bebas Neue" w:hAnsi="Bebas Neue"/>
-              <w:color w:val="16140E"/>
-              <w:spacing w:val="40"/>
-              <w:sz w:val="30"/>
-              <w:szCs w:val="30"/>
-            </w:rPr>
-            <w:t xml:space="preserve">RATE SHEET</w:t>
-          </w:r>
-        </w:p>
-      </w:tc>
-    </w:tr>
-  </w:tbl>
+  <w:p>
+    <w:pPr>
+      <w:tabs>
+        <w:tab w:val="right" w:pos="10080"/>
+      </w:tabs>
+      <w:spacing w:after="0"/>
+    </w:pPr>
+    <w:r>
+      <w:drawing>
+        <wp:inline distT="0" distB="0" distL="0" distR="0">
+          <wp:extent cx="981075" cy="323850"/>
+          <wp:effectExtent t="0" r="0" b="0" l="0"/>
+          <wp:docPr id="1" name="" descr="" title=""/>
+          <wp:cNvGraphicFramePr>
+            <a:graphicFrameLocks xmlns:a="http://schemas.openxmlformats.org/drawingml/2006/main" noChangeAspect="1"/>
+          </wp:cNvGraphicFramePr>
+          <a:graphic xmlns:a="http://schemas.openxmlformats.org/drawingml/2006/main">
+            <a:graphicData uri="http://schemas.openxmlformats.org/drawingml/2006/picture">
+              <pic:pic xmlns:pic="http://schemas.openxmlformats.org/drawingml/2006/picture">
+                <pic:nvPicPr>
+                  <pic:cNvPr id="0" name="" descr=""/>
+                  <pic:cNvPicPr>
+                    <a:picLocks noChangeAspect="1" noChangeArrowheads="1"/>
+                  </pic:cNvPicPr>
+                </pic:nvPicPr>
+                <pic:blipFill>
+                  <a:blip r:embed="rId0" cstate="none"/>
+                  <a:srcRect/>
+                  <a:stretch>
+                    <a:fillRect/>
+                  </a:stretch>
+                </pic:blipFill>
+                <pic:spPr bwMode="auto">
+                  <a:xfrm>
+                    <a:off x="0" y="0"/>
+                    <a:ext cx="981075" cy="323850"/>
+                  </a:xfrm>
+                  <a:prstGeom prst="rect">
+                    <a:avLst/>
+                  </a:prstGeom>
+                </pic:spPr>
+              </pic:pic>
+            </a:graphicData>
+          </a:graphic>
+        </wp:inline>
+      </w:drawing>
+    </w:r>
+    <w:r>
+      <w:tab/>
+    </w:r>
+    <w:r>
+      <w:rPr>
+        <w:rFonts w:ascii="Century Gothic" w:cs="Century Gothic" w:eastAsia="Century Gothic" w:hAnsi="Century Gothic"/>
+        <w:b/>
+        <w:bCs/>
+        <w:color w:val="16140E"/>
+        <w:spacing w:val="60"/>
+        <w:sz w:val="19"/>
+        <w:szCs w:val="19"/>
+      </w:rPr>
+      <w:t xml:space="preserve">RATE SHEET</w:t>
+    </w:r>
+  </w:p>
   <w:p>
     <w:pPr>
       <w:pBdr>
         <w:bottom w:val="single" w:color="FCD20E" w:sz="10" w:space="2"/>
       </w:pBdr>
-      <w:spacing w:after="0" w:before="120"/>
+      <w:spacing w:after="0" w:before="100"/>
     </w:pPr>
   </w:p>
 </w:hdr>
@@ -1646,13 +1603,16 @@
     <w:next w:val="Normal"/>
     <w:qFormat/>
     <w:pPr>
-      <w:spacing w:after="120"/>
+      <w:spacing w:after="140"/>
     </w:pPr>
     <w:rPr>
-      <w:rFonts w:ascii="Bebas Neue" w:cs="Bebas Neue" w:eastAsia="Bebas Neue" w:hAnsi="Bebas Neue"/>
+      <w:rFonts w:ascii="Century Gothic" w:cs="Century Gothic" w:eastAsia="Century Gothic" w:hAnsi="Century Gothic"/>
+      <w:b/>
+      <w:bCs/>
       <w:color w:val="16140E"/>
-      <w:sz w:val="52"/>
-      <w:szCs w:val="52"/>
+      <w:spacing w:val="-10"/>
+      <w:sz w:val="44"/>
+      <w:szCs w:val="44"/>
     </w:rPr>
   </w:style>
   <w:style w:type="paragraph" w:styleId="Heading1">
@@ -1661,13 +1621,15 @@
     <w:next w:val="Normal"/>
     <w:qFormat/>
     <w:pPr>
-      <w:spacing w:after="100" w:before="280"/>
+      <w:spacing w:after="110" w:before="300"/>
     </w:pPr>
     <w:rPr>
-      <w:rFonts w:ascii="Bebas Neue" w:cs="Bebas Neue" w:eastAsia="Bebas Neue" w:hAnsi="Bebas Neue"/>
+      <w:rFonts w:ascii="Century Gothic" w:cs="Century Gothic" w:eastAsia="Century Gothic" w:hAnsi="Century Gothic"/>
+      <w:b/>
+      <w:bCs/>
       <w:color w:val="16140E"/>
-      <w:sz w:val="32"/>
-      <w:szCs w:val="32"/>
+      <w:sz w:val="26"/>
+      <w:szCs w:val="26"/>
     </w:rPr>
   </w:style>
   <w:style w:type="paragraph" w:styleId="Heading2">
@@ -1831,7 +1793,7 @@
     <w:basedOn w:val="Normal"/>
     <w:next w:val="Normal"/>
     <w:pPr>
-      <w:spacing w:after="60"/>
+      <w:spacing w:after="70"/>
     </w:pPr>
     <w:rPr>
       <w:rFonts w:ascii="Century Gothic" w:cs="Century Gothic" w:eastAsia="Century Gothic" w:hAnsi="Century Gothic"/>

--- a/brand/spark-talent-rate-sheet.docx
+++ b/brand/spark-talent-rate-sheet.docx
@@ -37,6 +37,7 @@
           <w:insideH w:val="single" w:color="auto" w:sz="4"/>
           <w:insideV w:val="single" w:color="auto" w:sz="4"/>
         </w:tblBorders>
+        <w:tblLayout w:type="fixed"/>
       </w:tblPr>
       <w:tblGrid>
         <w:gridCol w:w="3660"/>
@@ -937,6 +938,7 @@
           <w:insideH w:val="single" w:color="auto" w:sz="4"/>
           <w:insideV w:val="single" w:color="auto" w:sz="4"/>
         </w:tblBorders>
+        <w:tblLayout w:type="fixed"/>
       </w:tblPr>
       <w:tblGrid>
         <w:gridCol w:w="6180"/>
@@ -1425,7 +1427,7 @@
     <w:r>
       <w:drawing>
         <wp:inline distT="0" distB="0" distL="0" distR="0">
-          <wp:extent cx="981075" cy="323850"/>
+          <wp:extent cx="1276350" cy="419100"/>
           <wp:effectExtent t="0" r="0" b="0" l="0"/>
           <wp:docPr id="1" name="" descr="" title=""/>
           <wp:cNvGraphicFramePr>
@@ -1450,7 +1452,7 @@
                 <pic:spPr bwMode="auto">
                   <a:xfrm>
                     <a:off x="0" y="0"/>
-                    <a:ext cx="981075" cy="323850"/>
+                    <a:ext cx="1276350" cy="419100"/>
                   </a:xfrm>
                   <a:prstGeom prst="rect">
                     <a:avLst/>
